--- a/docs/提交材料/作品简介.docx
+++ b/docs/提交材料/作品简介.docx
@@ -542,7 +542,7 @@
           <w:b w:val="0"/>
           <w:sz w:val="21"/>
         </w:rPr>
-        <w:t>：内置 264 项单元/集成断言、20 项真实链路与持久化专项验证、25 项全链路彩排断言；异常识别引擎能够在完全不依赖预埋标记的前提下，独立复现数据中预埋的全部 4 笔异常且零误报。</w:t>
+        <w:t>：内置 336 项单元/集成断言、20 项真实链路与持久化专项验证、25 项全链路彩排断言；异常识别引擎能够在完全不依赖预埋标记的前提下，独立复现数据中预埋的全部 4 笔异常且零误报。</w:t>
       </w:r>
     </w:p>
     <w:p>
@@ -679,6 +679,44 @@
           <w:sz w:val="21"/>
         </w:rPr>
         <w:t>对银行：一方面降低柜面与客服压力、提升年轻客群活跃度；另一方面把分散在制度文件里的风控与适当性要求，落成可运行、可审计、可演示的系统能力。</w:t>
+      </w:r>
+    </w:p>
+    <w:p>
+      <w:pPr>
+        <w:spacing w:after="120" w:line="324" w:lineRule="auto"/>
+      </w:pPr>
+      <w:r>
+        <w:rPr>
+          <w:rFonts w:ascii="微软雅黑" w:hAnsi="微软雅黑" w:eastAsia="微软雅黑"/>
+          <w:b/>
+          <w:sz w:val="21"/>
+        </w:rPr>
+        <w:t>补充能力</w:t>
+      </w:r>
+      <w:r>
+        <w:rPr>
+          <w:rFonts w:ascii="微软雅黑" w:hAnsi="微软雅黑" w:eastAsia="微软雅黑"/>
+          <w:b w:val="0"/>
+          <w:sz w:val="21"/>
+        </w:rPr>
+        <w:t>：同时接入 APP 主界面与 IM 文本通道；支持"回退上一步"撤销上一笔可逆操作、以及转人工接管；复杂请求会拆解为子任务 DAG 依次执行。项目内置路由审计工具（</w:t>
+      </w:r>
+      <w:r>
+        <w:rPr>
+          <w:rFonts w:ascii="Consolas" w:hAnsi="Consolas" w:eastAsia="微软雅黑"/>
+          <w:b w:val="0"/>
+          <w:color w:val="B42318"/>
+          <w:sz w:val="20"/>
+        </w:rPr>
+        <w:t>npm run audit</w:t>
+      </w:r>
+      <w:r>
+        <w:rPr>
+          <w:rFonts w:ascii="微软雅黑" w:hAnsi="微软雅黑" w:eastAsia="微软雅黑"/>
+          <w:b w:val="0"/>
+          <w:sz w:val="21"/>
+        </w:rPr>
+        <w:t>），用现场台词逐条验证理解准确性。</w:t>
       </w:r>
     </w:p>
     <w:sectPr>
